--- a/工业设备轴承故障智能监测与诊断系统_课程设计报告.docx
+++ b/工业设备轴承故障智能监测与诊断系统_课程设计报告.docx
@@ -1782,6 +1782,278 @@
         <w:t>[6] 张昊. 工业设备轴承故障智能监测与诊断系统[CP/OL]. GitHub, https://github.com/uygby/zh111, 2026.</w:t>
       </w:r>
     </w:p>
+    <w:p>
+      <w:r>
+        <w:br w:type="page"/>
+      </w:r>
+    </w:p>
+    <w:p>
+      <w:pPr>
+        <w:pStyle w:val="Heading1"/>
+      </w:pPr>
+      <w:r>
+        <w:t>第八章 AI使用披露</w:t>
+      </w:r>
+    </w:p>
+    <w:p>
+      <w:pPr>
+        <w:pStyle w:val="Heading2"/>
+      </w:pPr>
+      <w:r>
+        <w:t>8.1 所用AI工具</w:t>
+      </w:r>
+    </w:p>
+    <w:p>
+      <w:r>
+        <w:rPr>
+          <w:b w:val="0"/>
+        </w:rPr>
+        <w:t>本项目开发过程中使用了以下AI工具：</w:t>
+      </w:r>
+    </w:p>
+    <w:p>
+      <w:pPr>
+        <w:pStyle w:val="ListBullet"/>
+      </w:pPr>
+      <w:r>
+        <w:t>（1）豆包AI编程助手：用于代码生成、调试辅助、文档撰写、问题分析。</w:t>
+      </w:r>
+    </w:p>
+    <w:p>
+      <w:pPr>
+        <w:pStyle w:val="ListBullet"/>
+      </w:pPr>
+      <w:r>
+        <w:t>（2）VS Code：作为代码编辑与运行环境。</w:t>
+      </w:r>
+    </w:p>
+    <w:p>
+      <w:pPr>
+        <w:pStyle w:val="ListBullet"/>
+      </w:pPr>
+      <w:r>
+        <w:t>（3）飞书幻灯片：用于答辩PPT的制作与排版。</w:t>
+      </w:r>
+    </w:p>
+    <w:p>
+      <w:pPr>
+        <w:pStyle w:val="Heading2"/>
+      </w:pPr>
+      <w:r>
+        <w:t>8.2 关键prompt策略</w:t>
+      </w:r>
+    </w:p>
+    <w:p>
+      <w:r>
+        <w:t>在使用AI辅助开发过程中，采用了以下策略：</w:t>
+      </w:r>
+    </w:p>
+    <w:p>
+      <w:pPr>
+        <w:pStyle w:val="ListBullet"/>
+      </w:pPr>
+      <w:r>
+        <w:t>（1）任务拆解：将"轴承故障诊断系统"整体需求拆解为数据加载、预处理、特征提取、分类模型、健康预测、知识推理、Web后端、前端界面等独立模块，逐个模块提出需求。</w:t>
+      </w:r>
+    </w:p>
+    <w:p>
+      <w:pPr>
+        <w:pStyle w:val="ListBullet"/>
+      </w:pPr>
+      <w:r>
+        <w:t>（2）约束说明：每次请求明确技术栈（Python+Flask+scikit-learn）、数据格式、输出要求（函数签名、返回值、异常处理）和验收标准。</w:t>
+      </w:r>
+    </w:p>
+    <w:p>
+      <w:pPr>
+        <w:pStyle w:val="ListBullet"/>
+      </w:pPr>
+      <w:r>
+        <w:t>（3）上下文工程：修改已有代码时，先让AI读取相关文件理解现有结构，再提出修改需求，避免破坏已有逻辑。</w:t>
+      </w:r>
+    </w:p>
+    <w:p>
+      <w:pPr>
+        <w:pStyle w:val="ListBullet"/>
+      </w:pPr>
+      <w:r>
+        <w:t>（4）规格驱动：先编写需求规格说明书，再让AI根据需求制定实现计划，分步实现并逐步验收。</w:t>
+      </w:r>
+    </w:p>
+    <w:p>
+      <w:pPr>
+        <w:pStyle w:val="ListBullet"/>
+      </w:pPr>
+      <w:r>
+        <w:t>（5）错误驱动：遇到报错时，提供完整错误信息和最小复现代码，让AI定位问题根因而非表面现象。</w:t>
+      </w:r>
+    </w:p>
+    <w:p>
+      <w:pPr>
+        <w:pStyle w:val="Heading2"/>
+      </w:pPr>
+      <w:r>
+        <w:t>8.3 AI出错案例及纠正过程</w:t>
+      </w:r>
+    </w:p>
+    <w:p>
+      <w:pPr>
+        <w:pStyle w:val="Heading3"/>
+      </w:pPr>
+      <w:r>
+        <w:t>案例一：Windows中文路径下joblib多进程报错</w:t>
+      </w:r>
+    </w:p>
+    <w:p>
+      <w:r>
+        <w:t>现象：训练随机森林模型时，n_jobs=-1启用多进程并行报UnicodeEncodeError。</w:t>
+      </w:r>
+    </w:p>
+    <w:p>
+      <w:r>
+        <w:t>AI初始建议：修改系统编码设置或切换到Linux环境。</w:t>
+      </w:r>
+    </w:p>
+    <w:p>
+      <w:r>
+        <w:t>纠正过程：经人工排查，实际原因是Windows用户名为中文，joblib多进程临时目录路径含中文字符导致序列化失败。正确解决方案是在代码开头设置JOBLIB_TEMP_FOLDER环境变量为C:\Windows\Temp等ASCII路径。该修复已加入classifier.py和bearing_system.py。</w:t>
+      </w:r>
+    </w:p>
+    <w:p>
+      <w:pPr>
+        <w:pStyle w:val="Heading3"/>
+      </w:pPr>
+      <w:r>
+        <w:t>案例二：模型准确率虚高（数据泄漏）</w:t>
+      </w:r>
+    </w:p>
+    <w:p>
+      <w:r>
+        <w:t>现象：随机划分测试集准确率达99.7%，但实际泛化能力差。</w:t>
+      </w:r>
+    </w:p>
+    <w:p>
+      <w:r>
+        <w:t>AI初始分析：认为模型效果很好，建议增加更多特征提升性能。</w:t>
+      </w:r>
+    </w:p>
+    <w:p>
+      <w:r>
+        <w:t>纠正过程：人工审查发现，同一.mat文件的滑动窗口被随机分配到训练集和测试集，造成数据泄漏。正确做法是采用GroupKFold按文件分组评估，得到真实准确率63.3%。该发现成为项目核心亮点，说明随机划分在信号数据上的局限性。</w:t>
+      </w:r>
+    </w:p>
+    <w:p>
+      <w:pPr>
+        <w:pStyle w:val="Heading3"/>
+      </w:pPr>
+      <w:r>
+        <w:t>案例三：Flask后台服务启动失败</w:t>
+      </w:r>
+    </w:p>
+    <w:p>
+      <w:r>
+        <w:t>现象：后台运行Flask服务时端口无法访问。</w:t>
+      </w:r>
+    </w:p>
+    <w:p>
+      <w:r>
+        <w:t>AI初始建议：检查端口占用和防火墙设置。</w:t>
+      </w:r>
+    </w:p>
+    <w:p>
+      <w:r>
+        <w:t>纠正过程：实际原因是Flask的debug=True模式会启动reloader子进程，在后台运行时产生冲突。将debug改为False后服务稳定运行。</w:t>
+      </w:r>
+    </w:p>
+    <w:p>
+      <w:pPr>
+        <w:pStyle w:val="Heading3"/>
+      </w:pPr>
+      <w:r>
+        <w:t>案例四：前端大数据量渲染卡顿</w:t>
+      </w:r>
+    </w:p>
+    <w:p>
+      <w:r>
+        <w:t>现象：原始信号约24万点直接传给前端，页面加载卡顿。</w:t>
+      </w:r>
+    </w:p>
+    <w:p>
+      <w:r>
+        <w:t>AI初始建议：使用Web Worker或Canvas优化渲染性能。</w:t>
+      </w:r>
+    </w:p>
+    <w:p>
+      <w:r>
+        <w:t>纠正过程：采用更简单有效的方案——后端等间隔抽稀至3000点（波形）和1500点（频谱），既保证视觉效果又大幅提升加载速度，在_decimate()函数中实现。</w:t>
+      </w:r>
+    </w:p>
+    <w:p>
+      <w:pPr>
+        <w:pStyle w:val="Heading2"/>
+      </w:pPr>
+      <w:r>
+        <w:t>8.4 人工审查与接管</w:t>
+      </w:r>
+    </w:p>
+    <w:p>
+      <w:r>
+        <w:t>项目开发中，以下场景由人工主导决策和实现：</w:t>
+      </w:r>
+    </w:p>
+    <w:p>
+      <w:pPr>
+        <w:pStyle w:val="ListBullet"/>
+      </w:pPr>
+      <w:r>
+        <w:t>（1）数据泄漏问题的发现与处理：AI未能主动识别随机划分带来的数据泄漏，需人工审查实验结果并提出按文件分组的评估方案。</w:t>
+      </w:r>
+    </w:p>
+    <w:p>
+      <w:pPr>
+        <w:pStyle w:val="ListBullet"/>
+      </w:pPr>
+      <w:r>
+        <w:t>（2）Windows环境兼容性问题：中文路径、编码等环境相关问题需要人工定位根因。</w:t>
+      </w:r>
+    </w:p>
+    <w:p>
+      <w:pPr>
+        <w:pStyle w:val="ListBullet"/>
+      </w:pPr>
+      <w:r>
+        <w:t>（3）报告内容审核：AI生成的报告内容需逐段审核，确保理解所有技术细节，删除不熟悉的内容。</w:t>
+      </w:r>
+    </w:p>
+    <w:p>
+      <w:pPr>
+        <w:pStyle w:val="ListBullet"/>
+      </w:pPr>
+      <w:r>
+        <w:t>（4）系统架构设计：整体技术路线、模块划分、技术选型由人工决策，AI负责具体实现。</w:t>
+      </w:r>
+    </w:p>
+    <w:p>
+      <w:pPr>
+        <w:pStyle w:val="ListBullet"/>
+      </w:pPr>
+      <w:r>
+        <w:t>（5）答辩准备：PPT结构、演示流程、重点内容取舍由人工规划。</w:t>
+      </w:r>
+    </w:p>
+    <w:p>
+      <w:pPr>
+        <w:pStyle w:val="Heading2"/>
+      </w:pPr>
+      <w:r>
+        <w:t>8.5 总结</w:t>
+      </w:r>
+    </w:p>
+    <w:p>
+      <w:r>
+        <w:t>AI编程工具在本项目中显著提升了开发效率，尤其在代码模板生成、文档撰写、错误信息分析等方面表现出色。但AI输出不能直接采用，必须经过人工审查和验证。特别是数据泄漏、环境兼容性等隐蔽问题，需要开发者具备扎实的专业知识才能发现和纠正。vibe coding的核心是"人主导、AI辅助"，开发者始终是项目质量的最终责任人。</w:t>
+      </w:r>
+    </w:p>
     <w:sectPr>
       <w:pgSz w:w="11906" w:h="16838"/>
       <w:pgMar w:top="1417" w:right="1417" w:bottom="1417" w:left="1417" w:header="720" w:footer="720" w:gutter="0"/>
